--- a/ai_12/petro_stetsiuk/epic_2/epic_2_report_petro_stetsiuk.docx
+++ b/ai_12/petro_stetsiuk/epic_2/epic_2_report_petro_stetsiuk.docx
@@ -291,7 +291,24 @@
           <w:sz w:val="28"/>
           <w:szCs w:val="28"/>
         </w:rPr>
-        <w:t>Алготестер</w:t>
+        <w:t>Ал</w:t>
+      </w:r>
+      <w:r>
+        <w:rPr>
+          <w:rFonts w:ascii="Times New Roman" w:hAnsi="Times New Roman" w:cs="Times New Roman"/>
+          <w:sz w:val="28"/>
+          <w:szCs w:val="28"/>
+          <w:lang w:val="uk-UA"/>
+        </w:rPr>
+        <w:t>г</w:t>
+      </w:r>
+      <w:r>
+        <w:rPr>
+          <w:rFonts w:ascii="Times New Roman" w:hAnsi="Times New Roman" w:cs="Times New Roman"/>
+          <w:sz w:val="28"/>
+          <w:szCs w:val="28"/>
+        </w:rPr>
+        <w:t>отестер</w:t>
       </w:r>
       <w:r>
         <w:rPr>
@@ -5780,10 +5797,10 @@
         </w:rPr>
         <w:lastRenderedPageBreak/>
         <w:drawing>
-          <wp:inline distT="0" distB="0" distL="0" distR="0" wp14:anchorId="5376EDB1" wp14:editId="0683DBFB">
-            <wp:extent cx="6120765" cy="7014576"/>
+          <wp:inline distT="0" distB="0" distL="0" distR="0" wp14:anchorId="2E6E2853" wp14:editId="04626914">
+            <wp:extent cx="6120765" cy="6667500"/>
             <wp:effectExtent l="0" t="0" r="0" b="0"/>
-            <wp:docPr id="1426762647" name="Рисунок 1"/>
+            <wp:docPr id="1855226758" name="Рисунок 1"/>
             <wp:cNvGraphicFramePr>
               <a:graphicFrameLocks xmlns:a="http://schemas.openxmlformats.org/drawingml/2006/main" noChangeAspect="1"/>
             </wp:cNvGraphicFramePr>
@@ -5791,7 +5808,7 @@
               <a:graphicData uri="http://schemas.openxmlformats.org/drawingml/2006/picture">
                 <pic:pic xmlns:pic="http://schemas.openxmlformats.org/drawingml/2006/picture">
                   <pic:nvPicPr>
-                    <pic:cNvPr id="1426762647" name=""/>
+                    <pic:cNvPr id="1855226758" name=""/>
                     <pic:cNvPicPr/>
                   </pic:nvPicPr>
                   <pic:blipFill>
@@ -5803,7 +5820,7 @@
                   <pic:spPr>
                     <a:xfrm>
                       <a:off x="0" y="0"/>
-                      <a:ext cx="6127031" cy="7021757"/>
+                      <a:ext cx="6120765" cy="6667500"/>
                     </a:xfrm>
                     <a:prstGeom prst="rect">
                       <a:avLst/>
@@ -9817,7 +9834,7 @@
       <w:r>
         <w:t xml:space="preserve"> </w:t>
       </w:r>
-      <w:hyperlink r:id="rId19" w:history="1">
+      <w:hyperlink r:id="rId19" w:anchor="diff-5831190ce0f7a0476e13132c0f037cc48bb657598a07b41dee8c69b15e4e0c40" w:history="1">
         <w:r>
           <w:rPr>
             <w:rStyle w:val="af2"/>
@@ -12399,7 +12416,7 @@
       <w:r>
         <w:t xml:space="preserve"> </w:t>
       </w:r>
-      <w:hyperlink r:id="rId20" w:history="1">
+      <w:hyperlink r:id="rId20" w:anchor="diff-4cfce34c48baa37fbc8bf2b28f54fea5c5a58cb740979c5d54a8252e4c4e9465" w:history="1">
         <w:r>
           <w:rPr>
             <w:rStyle w:val="af2"/>
@@ -21279,7 +21296,7 @@
       <w:r>
         <w:t xml:space="preserve"> </w:t>
       </w:r>
-      <w:hyperlink r:id="rId21" w:history="1">
+      <w:hyperlink r:id="rId21" w:anchor="diff-7ba7c830ed215318d69f3ab701c1b111126ca0c07b29ee3ec23a3d0593c499ff" w:history="1">
         <w:r>
           <w:rPr>
             <w:rStyle w:val="af2"/>
@@ -23539,7 +23556,7 @@
       <w:r>
         <w:t xml:space="preserve"> </w:t>
       </w:r>
-      <w:hyperlink r:id="rId22" w:history="1">
+      <w:hyperlink r:id="rId22" w:anchor="diff-20ec3dfff57d1f92fcecfdc9e4b51f8d90f34c77e51c8c58a516a7835a0cacd7" w:history="1">
         <w:r>
           <w:rPr>
             <w:rStyle w:val="af2"/>
@@ -25081,7 +25098,7 @@
       <w:r>
         <w:t xml:space="preserve"> </w:t>
       </w:r>
-      <w:hyperlink r:id="rId23" w:history="1">
+      <w:hyperlink r:id="rId23" w:anchor="diff-e58f23a644ebca0ba6a1a1789f99d8c960ec33b4cf93b77ea5360bcd2bdaf1ce" w:history="1">
         <w:r>
           <w:rPr>
             <w:rStyle w:val="af2"/>
@@ -25186,6 +25203,7 @@
       </w:pPr>
       <w:r>
         <w:rPr>
+          <w:noProof/>
           <w:lang w:val="en-GB"/>
         </w:rPr>
         <w:drawing>
@@ -25267,13 +25285,7 @@
         <w:rPr>
           <w:lang w:val="uk-UA"/>
         </w:rPr>
-        <w:t xml:space="preserve"> </w:t>
-      </w:r>
-      <w:r>
-        <w:rPr>
-          <w:lang w:val="uk-UA"/>
-        </w:rPr>
-        <w:t>Переведення чисел в двійкову систему</w:t>
+        <w:t xml:space="preserve"> Переведення чисел в двійкову систему</w:t>
       </w:r>
     </w:p>
     <w:p>
@@ -25282,6 +25294,7 @@
       </w:pPr>
       <w:r>
         <w:rPr>
+          <w:noProof/>
           <w:lang w:val="uk-UA"/>
         </w:rPr>
         <w:lastRenderedPageBreak/>
@@ -25370,13 +25383,7 @@
         <w:rPr>
           <w:lang w:val="uk-UA"/>
         </w:rPr>
-        <w:t>. Виконання ділення та</w:t>
-      </w:r>
-      <w:r>
-        <w:rPr>
-          <w:lang w:val="uk-UA"/>
-        </w:rPr>
-        <w:t xml:space="preserve"> переведення в десяткову систему</w:t>
+        <w:t>. Виконання ділення та переведення в десяткову систему</w:t>
       </w:r>
     </w:p>
     <w:p>
@@ -25602,6 +25609,7 @@
       </w:pPr>
       <w:r>
         <w:rPr>
+          <w:noProof/>
           <w:lang w:val="uk-UA"/>
         </w:rPr>
         <w:drawing>
@@ -25649,6 +25657,7 @@
       </w:r>
       <w:r>
         <w:rPr>
+          <w:noProof/>
           <w:lang w:val="en-GB"/>
         </w:rPr>
         <w:drawing>
@@ -25698,6 +25707,7 @@
       </w:pPr>
       <w:r>
         <w:rPr>
+          <w:noProof/>
           <w:lang w:val="en-GB"/>
         </w:rPr>
         <w:lastRenderedPageBreak/>
@@ -25746,6 +25756,7 @@
       </w:r>
       <w:r>
         <w:rPr>
+          <w:noProof/>
           <w:lang w:val="en-GB"/>
         </w:rPr>
         <w:drawing>
@@ -26354,13 +26365,7 @@
         <w:rPr>
           <w:lang w:val="uk-UA"/>
         </w:rPr>
-        <w:t xml:space="preserve"> </w:t>
-      </w:r>
-      <w:r>
-        <w:rPr>
-          <w:lang w:val="uk-UA"/>
-        </w:rPr>
-        <w:t xml:space="preserve">Тестування задачі </w:t>
+        <w:t xml:space="preserve"> Тестування задачі </w:t>
       </w:r>
       <w:r>
         <w:rPr>
@@ -26459,6 +26464,7 @@
       </w:pPr>
       <w:r>
         <w:rPr>
+          <w:noProof/>
           <w:lang w:val="uk-UA"/>
         </w:rPr>
         <w:drawing>
@@ -26539,13 +26545,7 @@
         <w:rPr>
           <w:lang w:val="uk-UA"/>
         </w:rPr>
-        <w:t xml:space="preserve"> </w:t>
-      </w:r>
-      <w:r>
-        <w:rPr>
-          <w:lang w:val="uk-UA"/>
-        </w:rPr>
-        <w:t xml:space="preserve">Результати виконання програми </w:t>
+        <w:t xml:space="preserve"> Результати виконання програми </w:t>
       </w:r>
       <w:r>
         <w:rPr>
@@ -26679,25 +26679,7 @@
           <w:szCs w:val="24"/>
           <w:lang w:val="uk-UA"/>
         </w:rPr>
-        <w:t xml:space="preserve">Час затрачений на виконання завдання: </w:t>
-      </w:r>
-      <w:r>
-        <w:rPr>
-          <w:rFonts w:ascii="Times New Roman" w:hAnsi="Times New Roman" w:cs="Times New Roman"/>
-          <w:sz w:val="24"/>
-          <w:szCs w:val="24"/>
-          <w:lang w:val="uk-UA"/>
-        </w:rPr>
-        <w:t>40</w:t>
-      </w:r>
-      <w:r>
-        <w:rPr>
-          <w:rFonts w:ascii="Times New Roman" w:hAnsi="Times New Roman" w:cs="Times New Roman"/>
-          <w:sz w:val="24"/>
-          <w:szCs w:val="24"/>
-          <w:lang w:val="uk-UA"/>
-        </w:rPr>
-        <w:t xml:space="preserve"> хвилин.</w:t>
+        <w:t>Час затрачений на виконання завдання: 40 хвилин.</w:t>
       </w:r>
     </w:p>
     <w:p>
@@ -26763,6 +26745,7 @@
       <w:r>
         <w:rPr>
           <w:rFonts w:ascii="Times New Roman" w:hAnsi="Times New Roman" w:cs="Times New Roman"/>
+          <w:noProof/>
           <w:sz w:val="24"/>
           <w:szCs w:val="24"/>
           <w:lang w:val="uk-UA"/>
@@ -26848,13 +26831,7 @@
         <w:rPr>
           <w:lang w:val="uk-UA"/>
         </w:rPr>
-        <w:t xml:space="preserve"> </w:t>
-      </w:r>
-      <w:r>
-        <w:rPr>
-          <w:lang w:val="uk-UA"/>
-        </w:rPr>
-        <w:t xml:space="preserve">Результат виконання програми </w:t>
+        <w:t xml:space="preserve"> Результат виконання програми </w:t>
       </w:r>
       <w:r>
         <w:rPr>
@@ -26896,7 +26873,7 @@
           <w:szCs w:val="24"/>
           <w:lang w:val="uk-UA"/>
         </w:rPr>
-        <w:t>: Ми присвоїли змінним n та m</w:t>
+        <w:t>: Ми присвоїли змінним n та m значення</w:t>
       </w:r>
       <w:r>
         <w:rPr>
@@ -26914,17 +26891,18 @@
           <w:szCs w:val="24"/>
           <w:lang w:val="uk-UA"/>
         </w:rPr>
-        <w:t>значення</w:t>
-      </w:r>
-      <w:r>
+        <w:t xml:space="preserve">23 і 10. У всіх трьох виразах використано постфіксну форму інкремента та декремента, відповідно спочатку використовуватиметься поточне значення змінної і вже після цього вона змінюватиме своє значення. В першому виразі ми отримаємо: res1 = n++ * m = 23 * 10 = 230, після виконання операції змінна n набуде значення 24. Аналогічно, в другому виразі матимемо n++ &lt; m, тобто 23 &lt; 10, що є False, після чого n також стане рівним 24. У третьому виразі m-- &gt; m спочатку береться поточне значення m = 10, яке порівнюється з m, а вже потім m зменшується до 9, тобто 10 &gt; 9, що є True. </w:t>
+      </w:r>
+    </w:p>
+    <w:p>
+      <w:pPr>
         <w:rPr>
           <w:rFonts w:ascii="Times New Roman" w:hAnsi="Times New Roman" w:cs="Times New Roman"/>
           <w:sz w:val="24"/>
           <w:szCs w:val="24"/>
-          <w:lang w:val="uk-UA"/>
-        </w:rPr>
-        <w:t xml:space="preserve"> </w:t>
-      </w:r>
+          <w:lang w:val="en-US"/>
+        </w:rPr>
+      </w:pPr>
       <w:r>
         <w:rPr>
           <w:rFonts w:ascii="Times New Roman" w:hAnsi="Times New Roman" w:cs="Times New Roman"/>
@@ -26932,44 +26910,7 @@
           <w:szCs w:val="24"/>
           <w:lang w:val="uk-UA"/>
         </w:rPr>
-        <w:t xml:space="preserve">23 і 10. У всіх трьох виразах використано постфіксну форму інкремента та декремента, відповідно спочатку використовуватиметься поточне значення змінної і вже після цього вона змінюватиме своє значення. В першому виразі ми отримаємо: res1 = n++ * m = 23 * 10 = 230, після виконання операції змінна n набуде значення 24. Аналогічно, в другому виразі матимемо n++ &lt; m, тобто 23 &lt; 10, що є False, після чого n також стане рівним 24. У третьому виразі m-- &gt; m спочатку береться поточне значення m = 10, яке порівнюється з m, а вже потім m зменшується до 9, тобто 10 &gt; 9, що є True. </w:t>
-      </w:r>
-    </w:p>
-    <w:p>
-      <w:pPr>
-        <w:rPr>
-          <w:rFonts w:ascii="Times New Roman" w:hAnsi="Times New Roman" w:cs="Times New Roman"/>
-          <w:sz w:val="24"/>
-          <w:szCs w:val="24"/>
-          <w:lang w:val="en-US"/>
-        </w:rPr>
-      </w:pPr>
-      <w:r>
-        <w:rPr>
-          <w:rFonts w:ascii="Times New Roman" w:hAnsi="Times New Roman" w:cs="Times New Roman"/>
-          <w:sz w:val="24"/>
-          <w:szCs w:val="24"/>
-          <w:lang w:val="uk-UA"/>
-        </w:rPr>
-        <w:t xml:space="preserve">Час затрачений на виконання завдання: </w:t>
-      </w:r>
-      <w:r>
-        <w:rPr>
-          <w:rFonts w:ascii="Times New Roman" w:hAnsi="Times New Roman" w:cs="Times New Roman"/>
-          <w:sz w:val="24"/>
-          <w:szCs w:val="24"/>
-          <w:lang w:val="uk-UA"/>
-        </w:rPr>
-        <w:t>20</w:t>
-      </w:r>
-      <w:r>
-        <w:rPr>
-          <w:rFonts w:ascii="Times New Roman" w:hAnsi="Times New Roman" w:cs="Times New Roman"/>
-          <w:sz w:val="24"/>
-          <w:szCs w:val="24"/>
-          <w:lang w:val="uk-UA"/>
-        </w:rPr>
-        <w:t xml:space="preserve"> хвилин.</w:t>
+        <w:t>Час затрачений на виконання завдання: 20 хвилин.</w:t>
       </w:r>
     </w:p>
     <w:p>
@@ -27033,6 +26974,9 @@
         <w:keepNext/>
       </w:pPr>
       <w:r>
+        <w:rPr>
+          <w:noProof/>
+        </w:rPr>
         <w:drawing>
           <wp:inline distT="0" distB="0" distL="0" distR="0" wp14:anchorId="56F52D41" wp14:editId="488651DF">
             <wp:extent cx="6120765" cy="162560"/>
@@ -27112,25 +27056,13 @@
         <w:rPr>
           <w:lang w:val="uk-UA"/>
         </w:rPr>
-        <w:t xml:space="preserve"> </w:t>
-      </w:r>
-      <w:r>
-        <w:rPr>
-          <w:lang w:val="uk-UA"/>
-        </w:rPr>
-        <w:t>Зарахування задачі на</w:t>
-      </w:r>
-      <w:r>
-        <w:rPr>
-          <w:lang w:val="uk-UA"/>
-        </w:rPr>
-        <w:t xml:space="preserve"> </w:t>
-      </w:r>
-      <w:r>
-        <w:rPr>
-          <w:lang w:val="uk-UA"/>
-        </w:rPr>
-        <w:t>Algotester Lab 1v2</w:t>
+        <w:t xml:space="preserve"> Зарахування задачі на</w:t>
+      </w:r>
+      <w:r>
+        <w:rPr>
+          <w:lang w:val="uk-UA"/>
+        </w:rPr>
+        <w:t xml:space="preserve"> Algotester Lab 1v2</w:t>
       </w:r>
     </w:p>
     <w:p>
@@ -27223,6 +27155,7 @@
       </w:pPr>
       <w:r>
         <w:rPr>
+          <w:noProof/>
           <w:lang w:val="uk-UA"/>
         </w:rPr>
         <w:drawing>
@@ -27344,16 +27277,7 @@
           <w:szCs w:val="24"/>
           <w:lang w:val="uk-UA"/>
         </w:rPr>
-        <w:t>2</w:t>
-      </w:r>
-      <w:r>
-        <w:rPr>
-          <w:rFonts w:ascii="Times New Roman" w:hAnsi="Times New Roman" w:cs="Times New Roman"/>
-          <w:sz w:val="24"/>
-          <w:szCs w:val="24"/>
-          <w:lang w:val="uk-UA"/>
-        </w:rPr>
-        <w:t>0</w:t>
+        <w:t>20</w:t>
       </w:r>
       <w:r>
         <w:rPr>
@@ -27418,6 +27342,7 @@
       </w:pPr>
       <w:r>
         <w:rPr>
+          <w:noProof/>
           <w:lang w:val="uk-UA"/>
         </w:rPr>
         <w:drawing>
@@ -27714,6 +27639,7 @@
       </w:pPr>
       <w:r>
         <w:rPr>
+          <w:noProof/>
           <w:lang w:val="uk-UA"/>
         </w:rPr>
         <w:drawing>
@@ -28641,15 +28567,6 @@
   </w:num>
   <w:num w:numId="6" w16cid:durableId="1574705980">
     <w:abstractNumId w:val="3"/>
-    <w:lvlOverride w:ilvl="0"/>
-    <w:lvlOverride w:ilvl="1"/>
-    <w:lvlOverride w:ilvl="2"/>
-    <w:lvlOverride w:ilvl="3"/>
-    <w:lvlOverride w:ilvl="4"/>
-    <w:lvlOverride w:ilvl="5"/>
-    <w:lvlOverride w:ilvl="6"/>
-    <w:lvlOverride w:ilvl="7"/>
-    <w:lvlOverride w:ilvl="8"/>
   </w:num>
 </w:numbering>
 </file>
@@ -29267,6 +29184,7 @@
   <w:style w:type="character" w:default="1" w:styleId="a0">
     <w:name w:val="Default Paragraph Font"/>
     <w:uiPriority w:val="1"/>
+    <w:semiHidden/>
     <w:unhideWhenUsed/>
   </w:style>
   <w:style w:type="table" w:default="1" w:styleId="a1">
